--- a/medical_accident_its_analysis/manuscript/bpp_title_page.docx
+++ b/medical_accident_its_analysis/manuscript/bpp_title_page.docx
@@ -77,7 +77,7 @@
           <w:rFonts w:ascii="Times New Roman" w:hAnsi="Times New Roman"/>
           <w:sz w:val="24"/>
         </w:rPr>
-        <w:t>Word count (main text): approximately 4229 words (excluding abstract, references, declarations, tables and figure legends)</w:t>
+        <w:t>Word count (main text): approximately 4393 words (excluding abstract, references, declarations, tables and figure legends)</w:t>
       </w:r>
     </w:p>
     <w:p>

--- a/medical_accident_its_analysis/manuscript/bpp_title_page.docx
+++ b/medical_accident_its_analysis/manuscript/bpp_title_page.docx
@@ -77,7 +77,7 @@
           <w:rFonts w:ascii="Times New Roman" w:hAnsi="Times New Roman"/>
           <w:sz w:val="24"/>
         </w:rPr>
-        <w:t>Word count (main text): approximately 4393 words (excluding abstract, references, declarations, tables and figure legends)</w:t>
+        <w:t>Word count (main text): approximately 4473 words (excluding abstract, references, declarations, tables and figure legends)</w:t>
       </w:r>
     </w:p>
     <w:p>
@@ -113,7 +113,7 @@
           <w:rFonts w:ascii="Times New Roman" w:hAnsi="Times New Roman"/>
           <w:sz w:val="24"/>
         </w:rPr>
-        <w:t>Tables: 2  Figures: 4  Supplementary tables: 7  Supplementary figures: 3</w:t>
+        <w:t>Tables: 2  Figures: 4  Supplementary tables: 8  Supplementary figures: 3</w:t>
       </w:r>
     </w:p>
     <w:p>

--- a/medical_accident_its_analysis/manuscript/bpp_title_page.docx
+++ b/medical_accident_its_analysis/manuscript/bpp_title_page.docx
@@ -17,7 +17,7 @@
           <w:b/>
           <w:sz w:val="30"/>
         </w:rPr>
-        <w:t>Perceived malpractice risk and real workforce allocation: a behavioural-economics analysis of litigation risk and physician specialty supply in Japan</w:t>
+        <w:t>Litigation risk and physician specialty supply: a Japanese test of behavioural risk perception</w:t>
       </w:r>
     </w:p>
     <w:p>
@@ -77,7 +77,7 @@
           <w:rFonts w:ascii="Times New Roman" w:hAnsi="Times New Roman"/>
           <w:sz w:val="24"/>
         </w:rPr>
-        <w:t>Word count (main text): approximately 4473 words (excluding abstract, references, declarations, tables and figure legends)</w:t>
+        <w:t>Word count (main text): approximately 4694 words (excluding abstract, references, declarations, tables and figure legends)</w:t>
       </w:r>
     </w:p>
     <w:p>

--- a/medical_accident_its_analysis/manuscript/bpp_title_page.docx
+++ b/medical_accident_its_analysis/manuscript/bpp_title_page.docx
@@ -77,7 +77,7 @@
           <w:rFonts w:ascii="Times New Roman" w:hAnsi="Times New Roman"/>
           <w:sz w:val="24"/>
         </w:rPr>
-        <w:t>Word count (main text): approximately 4694 words (excluding abstract, references, declarations, tables and figure legends)</w:t>
+        <w:t>Word count: approximately 6463 words in total, including abstract and references; main text excluding abstract and references is approximately 5115 words</w:t>
       </w:r>
     </w:p>
     <w:p>

--- a/medical_accident_its_analysis/manuscript/bpp_title_page.docx
+++ b/medical_accident_its_analysis/manuscript/bpp_title_page.docx
@@ -77,7 +77,7 @@
           <w:rFonts w:ascii="Times New Roman" w:hAnsi="Times New Roman"/>
           <w:sz w:val="24"/>
         </w:rPr>
-        <w:t>Word count: approximately 6463 words in total, including abstract and references; main text excluding abstract and references is approximately 5115 words</w:t>
+        <w:t>Word count: approximately 6815 words in total, including abstract and references; main text excluding abstract and references is approximately 5467 words</w:t>
       </w:r>
     </w:p>
     <w:p>

--- a/medical_accident_its_analysis/manuscript/bpp_title_page.docx
+++ b/medical_accident_its_analysis/manuscript/bpp_title_page.docx
@@ -77,7 +77,7 @@
           <w:rFonts w:ascii="Times New Roman" w:hAnsi="Times New Roman"/>
           <w:sz w:val="24"/>
         </w:rPr>
-        <w:t>Word count: approximately 6815 words in total, including abstract and references; main text excluding abstract and references is approximately 5467 words</w:t>
+        <w:t>Word count: approximately 6811 words in total, including abstract and references; main text excluding abstract and references is approximately 5463 words</w:t>
       </w:r>
     </w:p>
     <w:p>

--- a/medical_accident_its_analysis/manuscript/bpp_title_page.docx
+++ b/medical_accident_its_analysis/manuscript/bpp_title_page.docx
@@ -77,7 +77,7 @@
           <w:rFonts w:ascii="Times New Roman" w:hAnsi="Times New Roman"/>
           <w:sz w:val="24"/>
         </w:rPr>
-        <w:t>Word count: approximately 6811 words in total, including abstract and references; main text excluding abstract and references is approximately 5463 words</w:t>
+        <w:t>Word count: approximately 6812 words in total, including abstract and references; main text excluding abstract and references is approximately 5463 words</w:t>
       </w:r>
     </w:p>
     <w:p>
@@ -149,7 +149,7 @@
           <w:rFonts w:ascii="Times New Roman" w:hAnsi="Times New Roman"/>
           <w:sz w:val="24"/>
         </w:rPr>
-        <w:t>Data availability: all primary data and analysis code are openly available in the project repository (https://github.com/bougtoir/medical-accident-its-analysis).</w:t>
+        <w:t>Data availability: all primary data and analysis code are openly available in the project repository ([repository URL to be inserted on acceptance]).</w:t>
       </w:r>
     </w:p>
     <w:sectPr>

--- a/medical_accident_its_analysis/manuscript/bpp_title_page.docx
+++ b/medical_accident_its_analysis/manuscript/bpp_title_page.docx
@@ -77,7 +77,7 @@
           <w:rFonts w:ascii="Times New Roman" w:hAnsi="Times New Roman"/>
           <w:sz w:val="24"/>
         </w:rPr>
-        <w:t>Word count: approximately 6812 words in total, including abstract and references; main text excluding abstract and references is approximately 5463 words</w:t>
+        <w:t>Word count: approximately 6856 words in total, including abstract and references; main text excluding abstract and references is approximately 5471 words</w:t>
       </w:r>
     </w:p>
     <w:p>
@@ -113,7 +113,7 @@
           <w:rFonts w:ascii="Times New Roman" w:hAnsi="Times New Roman"/>
           <w:sz w:val="24"/>
         </w:rPr>
-        <w:t>Tables: 2  Figures: 4  Supplementary tables: 8  Supplementary figures: 3</w:t>
+        <w:t>Tables: 2  Figures: 4  Supplementary tables: 9  Supplementary figures: 3</w:t>
       </w:r>
     </w:p>
     <w:p>

--- a/medical_accident_its_analysis/manuscript/bpp_title_page.docx
+++ b/medical_accident_its_analysis/manuscript/bpp_title_page.docx
@@ -77,7 +77,7 @@
           <w:rFonts w:ascii="Times New Roman" w:hAnsi="Times New Roman"/>
           <w:sz w:val="24"/>
         </w:rPr>
-        <w:t>Word count: approximately 6856 words in total, including abstract and references; main text excluding abstract and references is approximately 5471 words</w:t>
+        <w:t>Word count: approximately 6835 words in total, including abstract and references; main text excluding abstract and references is approximately 5453 words</w:t>
       </w:r>
     </w:p>
     <w:p>

--- a/medical_accident_its_analysis/manuscript/bpp_title_page.docx
+++ b/medical_accident_its_analysis/manuscript/bpp_title_page.docx
@@ -77,7 +77,7 @@
           <w:rFonts w:ascii="Times New Roman" w:hAnsi="Times New Roman"/>
           <w:sz w:val="24"/>
         </w:rPr>
-        <w:t>Word count: approximately 6835 words in total, including abstract and references; main text excluding abstract and references is approximately 5453 words</w:t>
+        <w:t>Word count: approximately 6828 words in total, including abstract and references; main text excluding abstract and references is approximately 5452 words</w:t>
       </w:r>
     </w:p>
     <w:p>
@@ -241,7 +241,7 @@
     <w:lvl w:ilvl="0">
       <w:start w:val="1"/>
       <w:numFmt w:val="bullet"/>
-      <w:lvlText w:val=""/>
+      <w:lvlText w:val="*"/>
       <w:lvlJc w:val="left"/>
       <w:pPr>
         <w:tabs>
@@ -262,7 +262,7 @@
       <w:start w:val="1"/>
       <w:numFmt w:val="bullet"/>
       <w:pStyle w:val="ListBullet3"/>
-      <w:lvlText w:val=""/>
+      <w:lvlText w:val="*"/>
       <w:lvlJc w:val="left"/>
       <w:pPr>
         <w:tabs>
@@ -283,7 +283,7 @@
       <w:start w:val="1"/>
       <w:numFmt w:val="bullet"/>
       <w:pStyle w:val="ListBullet2"/>
-      <w:lvlText w:val=""/>
+      <w:lvlText w:val="*"/>
       <w:lvlJc w:val="left"/>
       <w:pPr>
         <w:tabs>
@@ -322,7 +322,7 @@
       <w:start w:val="1"/>
       <w:numFmt w:val="bullet"/>
       <w:pStyle w:val="ListBullet"/>
-      <w:lvlText w:val=""/>
+      <w:lvlText w:val="*"/>
       <w:lvlJc w:val="left"/>
       <w:pPr>
         <w:tabs>
@@ -24066,10 +24066,10 @@
         <a:latin typeface="Calibri"/>
         <a:ea typeface=""/>
         <a:cs typeface=""/>
-        <a:font script="Jpan" typeface="ＭＳ ゴシック"/>
-        <a:font script="Hang" typeface="맑은 고딕"/>
-        <a:font script="Hans" typeface="宋体"/>
-        <a:font script="Hant" typeface="新細明體"/>
+        <a:font script="Jpan" typeface="MS Gothic"/>
+        <a:font script="Hang" typeface="Malgun Gothic"/>
+        <a:font script="Hans" typeface="SimSun"/>
+        <a:font script="Hant" typeface="PMingLiU"/>
         <a:font script="Arab" typeface="Times New Roman"/>
         <a:font script="Hebr" typeface="Times New Roman"/>
         <a:font script="Thai" typeface="Angsana New"/>
@@ -24101,10 +24101,10 @@
         <a:latin typeface="Cambria"/>
         <a:ea typeface=""/>
         <a:cs typeface=""/>
-        <a:font script="Jpan" typeface="ＭＳ 明朝"/>
-        <a:font script="Hang" typeface="맑은 고딕"/>
-        <a:font script="Hans" typeface="宋体"/>
-        <a:font script="Hant" typeface="新細明體"/>
+        <a:font script="Jpan" typeface="MS Mincho"/>
+        <a:font script="Hang" typeface="Malgun Gothic"/>
+        <a:font script="Hans" typeface="SimSun"/>
+        <a:font script="Hant" typeface="PMingLiU"/>
         <a:font script="Arab" typeface="Arial"/>
         <a:font script="Hebr" typeface="Arial"/>
         <a:font script="Thai" typeface="Cordia New"/>

--- a/medical_accident_its_analysis/manuscript/bpp_title_page.docx
+++ b/medical_accident_its_analysis/manuscript/bpp_title_page.docx
@@ -77,7 +77,7 @@
           <w:rFonts w:ascii="Times New Roman" w:hAnsi="Times New Roman"/>
           <w:sz w:val="24"/>
         </w:rPr>
-        <w:t>Word count: approximately 6828 words in total, including abstract and references; main text excluding abstract and references is approximately 5452 words</w:t>
+        <w:t>Word count: approximately 6832 words in total, including abstract and references; main text excluding abstract and references is approximately 5456 words</w:t>
       </w:r>
     </w:p>
     <w:p>

--- a/medical_accident_its_analysis/manuscript/bpp_title_page.docx
+++ b/medical_accident_its_analysis/manuscript/bpp_title_page.docx
@@ -77,7 +77,7 @@
           <w:rFonts w:ascii="Times New Roman" w:hAnsi="Times New Roman"/>
           <w:sz w:val="24"/>
         </w:rPr>
-        <w:t>Word count: approximately 6832 words in total, including abstract and references; main text excluding abstract and references is approximately 5456 words</w:t>
+        <w:t>Word count: approximately 6882 words in total, including abstract and references; main text excluding abstract and references is approximately 5504 words</w:t>
       </w:r>
     </w:p>
     <w:p>

--- a/medical_accident_its_analysis/manuscript/bpp_title_page.docx
+++ b/medical_accident_its_analysis/manuscript/bpp_title_page.docx
@@ -17,7 +17,7 @@
           <w:b/>
           <w:sz w:val="30"/>
         </w:rPr>
-        <w:t>Litigation risk and physician specialty supply: a Japanese test of behavioural risk perception</w:t>
+        <w:t>Risk perception versus structural incentives in physician specialty choice: a Japanese panel study</w:t>
       </w:r>
     </w:p>
     <w:p>
@@ -77,7 +77,7 @@
           <w:rFonts w:ascii="Times New Roman" w:hAnsi="Times New Roman"/>
           <w:sz w:val="24"/>
         </w:rPr>
-        <w:t>Word count: approximately 6882 words in total, including abstract and references; main text excluding abstract and references is approximately 5504 words</w:t>
+        <w:t>Word count: approximately 6270 words in total, including abstract and references; main text excluding abstract and references is approximately 4867 words</w:t>
       </w:r>
     </w:p>
     <w:p>

--- a/medical_accident_its_analysis/manuscript/bpp_title_page.docx
+++ b/medical_accident_its_analysis/manuscript/bpp_title_page.docx
@@ -77,7 +77,7 @@
           <w:rFonts w:ascii="Times New Roman" w:hAnsi="Times New Roman"/>
           <w:sz w:val="24"/>
         </w:rPr>
-        <w:t>Word count: approximately 6270 words in total, including abstract and references; main text excluding abstract and references is approximately 4867 words</w:t>
+        <w:t>Word count: approximately 6276 words in total, including abstract and references; main text excluding abstract and references is approximately 4872 words</w:t>
       </w:r>
     </w:p>
     <w:p>

--- a/medical_accident_its_analysis/manuscript/bpp_title_page.docx
+++ b/medical_accident_its_analysis/manuscript/bpp_title_page.docx
@@ -77,7 +77,7 @@
           <w:rFonts w:ascii="Times New Roman" w:hAnsi="Times New Roman"/>
           <w:sz w:val="24"/>
         </w:rPr>
-        <w:t>Word count: approximately 6276 words in total, including abstract and references; main text excluding abstract and references is approximately 4872 words</w:t>
+        <w:t>Word count: approximately 6316 words in total, including abstract and references; main text excluding abstract and references is approximately 4901 words</w:t>
       </w:r>
     </w:p>
     <w:p>

--- a/medical_accident_its_analysis/manuscript/bpp_title_page.docx
+++ b/medical_accident_its_analysis/manuscript/bpp_title_page.docx
@@ -77,7 +77,7 @@
           <w:rFonts w:ascii="Times New Roman" w:hAnsi="Times New Roman"/>
           <w:sz w:val="24"/>
         </w:rPr>
-        <w:t>Word count: approximately 6316 words in total, including abstract and references; main text excluding abstract and references is approximately 4901 words</w:t>
+        <w:t>Word count: approximately 6270 words in total, including abstract and references; main text excluding abstract and references is approximately 4901 words</w:t>
       </w:r>
     </w:p>
     <w:p>
